--- a/articles/TuDoKinhTe.docx
+++ b/articles/TuDoKinhTe.docx
@@ -2934,7 +2934,13 @@
         <w:t xml:space="preserve">) </w:t>
       </w:r>
       <w:r>
-        <w:t>từ những năm 1970 đến nay với sự trở lại của can thiệp nhà nước ở những mức độ nhất định. Một cách chính xác theo phả hệ các chủ nghĩa kinh tế, chủ nghĩa Keynes kế thừa chủ nghĩa tân cổ điển theo dòng chủ lưu của chủ nghĩa cổ điển để điều hòa tính chất cực đoan của trường phái Áo, sau đó chủ nghĩa tân tự do cân bằng giữa trường phái Áo và chủ nghĩa Keynes.</w:t>
+        <w:t>từ những năm 1970 đến nay</w:t>
+      </w:r>
+      <w:r>
+        <w:t>,</w:t>
+      </w:r>
+      <w:r>
+        <w:t xml:space="preserve"> với sự trở lại của can thiệp nhà nước ở những mức độ nhất định. Một cách chính xác theo phả hệ các chủ nghĩa kinh tế, chủ nghĩa Keynes kế thừa chủ nghĩa tân cổ điển theo dòng chủ lưu của chủ nghĩa cổ điển để điều hòa tính chất cực đoan của trường phái Áo, sau đó chủ nghĩa tân tự do cân bằng giữa trường phái Áo và chủ nghĩa Keynes.</w:t>
       </w:r>
       <w:r>
         <w:t xml:space="preserve"> Tư tưởng cốt lõi của chủ nghĩa Keynes là thị trường tự do vẫn có thất bại khi để xảy ra khủng hoảng kinh tế nên cần sự can thiệp của nhà nước để điều phối và bảo vệ thị trường và sự can thiệp này thể hiện qua </w:t>
@@ -3490,12 +3496,7 @@
         <w:t xml:space="preserve">. </w:t>
       </w:r>
       <w:r>
-        <w:t xml:space="preserve">Quan điểm tiền tệ của trường phái Áo hơi cực đoan vì </w:t>
-      </w:r>
-      <w:bookmarkStart w:id="2" w:name="_GoBack"/>
-      <w:bookmarkEnd w:id="2"/>
-      <w:r>
-        <w:t>yêu cầu bãi bỏ độc quyền tiền tệ tức xóa bỏ ngân hàng trung ương vì họ cho rằng ngân hàng trung ương là nguồn gốc của mọi khủng hoảng, từ đó trường phái Áo đề xuất hai giải pháp tiền tệ</w:t>
+        <w:t>Quan điểm tiền tệ của trường phái Áo hơi cực đoan vì yêu cầu bãi bỏ độc quyền tiền tệ tức xóa bỏ ngân hàng trung ương vì họ cho rằng ngân hàng trung ương là nguồn gốc của mọi khủng hoảng, từ đó trường phái Áo đề xuất hai giải pháp tiền tệ</w:t>
       </w:r>
       <w:r>
         <w:t xml:space="preserve"> (Gemini 2026)</w:t>
@@ -3568,7 +3569,13 @@
         <w:t>tiền tệ của chủ nghĩa tân tự do thực dụng hơn trường phái Áo và cả chủ nghĩa Keynes vì họ không yêu cầu bãi bỏ độc quyền tiền tệ mà thay vào đó là giữ lượng cung tiền ổn định bởi một ngân hàng trung ương với chính sách tiền tệ theo thuyết số lượng tiền tệ chứ không phải để lượng tiền tự vận hành theo quy luật cung cầu</w:t>
       </w:r>
       <w:r>
-        <w:t>, với lưu ý thêm rằng chính sách tiền tệ của trường phái Chicago là ngân hàng giữ lượng cung tiền ổn định và tỉ lệ với mức tăng trưởng kinh tế chứ không phải tăng hay giảm lãi suất tín dụng, trong khi đó chính sách tiền tệ của chủ nghĩa Keynes gồm nhiều công cụ, trong đó có cả cung tiền và tăng/giảm lãi suất tín dụng</w:t>
+        <w:t xml:space="preserve">, với lưu ý thêm rằng chính sách tiền tệ của trường phái Chicago là ngân hàng giữ lượng cung tiền ổn định </w:t>
+      </w:r>
+      <w:r>
+        <w:t>&amp;</w:t>
+      </w:r>
+      <w:r>
+        <w:t xml:space="preserve"> tỉ lệ với mức tăng trưởng kinh tế chứ không phải tăng hay giảm lãi suất tín dụng, trong khi đó chính sách tiền tệ của chủ nghĩa Keynes gồm nhiều công cụ, trong đó có cả cung tiền và tăng/giảm lãi suất tín dụng</w:t>
       </w:r>
       <w:r>
         <w:t xml:space="preserve">. </w:t>
@@ -3625,7 +3632,13 @@
         <w:t xml:space="preserve"> nhưng chủ nghĩa tự do triệt để còn có c</w:t>
       </w:r>
       <w:r>
-        <w:t>hủ nghĩa vị lợi / hệ quả luận (consequentialist libertarianism), chủ nghĩa tự do quyền tự nhiên (natural rights libertarianism)</w:t>
+        <w:t>hủ nghĩa vị lợi / hệ quả luận (c</w:t>
+      </w:r>
+      <w:r>
+        <w:t>onsequentialist libertarianism) và</w:t>
+      </w:r>
+      <w:r>
+        <w:t xml:space="preserve"> chủ nghĩa tự do quyền tự nhiên (natural rights libertarianism)</w:t>
       </w:r>
       <w:r>
         <w:t>, tương tự như vậy, trường phái Chicago đại diện chủ nghĩa tân tự do với điểm son chủ nghĩa trọng tiền nhưng chủ nghĩa nghĩa tân tự do còn có trường phái / c</w:t>
@@ -3634,6 +3647,9 @@
         <w:t>hủ nghĩa tự do Đức (Ordoliberalism)</w:t>
       </w:r>
       <w:r>
+        <w:t xml:space="preserve"> (Google 2026)</w:t>
+      </w:r>
+      <w:r>
         <w:t xml:space="preserve">. </w:t>
       </w:r>
       <w:r>
@@ -3799,13 +3815,7 @@
         <w:t xml:space="preserve"> phối hợp với pháp quyền nhà nước nhưng đối với những quốc gia đang trong quá trình tích lũy sản xuất thì chủ nghĩa Keynes có thể hợp lý hơn với sự can thiệp của nhà nước qua chính sách tài khóa và chính sách tiền tệ </w:t>
       </w:r>
       <w:r>
-        <w:t xml:space="preserve">và nền kinh tế thị trường vẫn được đảm bảo với </w:t>
-      </w:r>
-      <w:r>
-        <w:t>chủ nghĩa Keynes</w:t>
-      </w:r>
-      <w:r>
-        <w:t xml:space="preserve"> </w:t>
+        <w:t xml:space="preserve">và nền kinh tế thị trường vẫn được đảm bảo với chủ nghĩa Keynes </w:t>
       </w:r>
       <w:r>
         <w:t>và có lẽ ta nên nghiên cứu thêm chủ nghĩa tân Keynes (n</w:t>
@@ -3834,11 +3844,11 @@
           <w:b w:val="0"/>
         </w:rPr>
       </w:pPr>
-      <w:bookmarkStart w:id="3" w:name="_Toc230179668"/>
+      <w:bookmarkStart w:id="2" w:name="_Toc230179668"/>
       <w:r>
         <w:t>Giá cả hàng hóa</w:t>
       </w:r>
-      <w:bookmarkEnd w:id="3"/>
+      <w:bookmarkEnd w:id="2"/>
     </w:p>
     <w:p>
       <w:r>
@@ -14440,11 +14450,11 @@
           <w:b w:val="0"/>
         </w:rPr>
       </w:pPr>
-      <w:bookmarkStart w:id="4" w:name="_Toc230179669"/>
+      <w:bookmarkStart w:id="3" w:name="_Toc230179669"/>
       <w:r>
         <w:t>Hệ thống tiền tệ</w:t>
       </w:r>
-      <w:bookmarkEnd w:id="4"/>
+      <w:bookmarkEnd w:id="3"/>
     </w:p>
     <w:p>
       <w:r>
@@ -17538,7 +17548,15 @@
         <w:t xml:space="preserve"> </w:t>
       </w:r>
       <w:r>
-        <w:t>tại ngân hàng trung ương.</w:t>
+        <w:t>tại ngân hàng trung ương</w:t>
+      </w:r>
+      <w:r>
+        <w:t xml:space="preserve"> (2026)</w:t>
+      </w:r>
+      <w:bookmarkStart w:id="4" w:name="_GoBack"/>
+      <w:bookmarkEnd w:id="4"/>
+      <w:r>
+        <w:t>.</w:t>
       </w:r>
       <w:r>
         <w:t xml:space="preserve"> </w:t>
@@ -17900,11 +17918,11 @@
         <w:t xml:space="preserve">trực tiếp </w:t>
       </w:r>
       <w:r>
-        <w:t xml:space="preserve">bởi giải ngân đầu tư </w:t>
+        <w:t xml:space="preserve">bởi </w:t>
       </w:r>
       <w:r>
         <w:lastRenderedPageBreak/>
-        <w:t>công.</w:t>
+        <w:t>giải ngân đầu tư công.</w:t>
       </w:r>
       <w:r>
         <w:t xml:space="preserve"> Nhà thầu có thể được ứng trước một khoản vay để mua nguyên vật liệu nên giải ngân đầu tư công bao gồm cho vay và chi tiêu nguồn vốn.</w:t>
@@ -35179,7 +35197,7 @@
           <w:rPr>
             <w:noProof/>
           </w:rPr>
-          <w:t>10</w:t>
+          <w:t>45</w:t>
         </w:r>
         <w:r>
           <w:rPr>
@@ -36290,7 +36308,7 @@
 </file>
 
 <file path=customXml/itemProps1.xml><?xml version="1.0" encoding="utf-8"?>
-<ds:datastoreItem xmlns:ds="http://schemas.openxmlformats.org/officeDocument/2006/customXml" ds:itemID="{466C443B-C981-4740-AD2E-612B4DE80E95}">
+<ds:datastoreItem xmlns:ds="http://schemas.openxmlformats.org/officeDocument/2006/customXml" ds:itemID="{7CCE88F5-AB29-430B-8990-311C3CA2E475}">
   <ds:schemaRefs>
     <ds:schemaRef ds:uri="http://schemas.openxmlformats.org/officeDocument/2006/bibliography"/>
   </ds:schemaRefs>
